--- a/Surveys/Survey email template.docx
+++ b/Surveys/Survey email template.docx
@@ -211,22 +211,21 @@
         <w:spacing w:before="0" w:beforeAutospacing="0" w:after="0" w:afterAutospacing="0"/>
         <w:textAlignment w:val="baseline"/>
         <w:rPr>
-          <w:rFonts w:ascii="Calibri" w:hAnsi="Calibri" w:cs="Calibri"/>
-          <w:color w:val="000000"/>
-          <w:sz w:val="22"/>
-          <w:szCs w:val="22"/>
-        </w:rPr>
-      </w:pPr>
-      <w:r>
-        <w:rPr>
           <w:rFonts w:ascii="Aptos" w:hAnsi="Aptos" w:cs="Calibri"/>
+          <w:color w:val="FF0000"/>
+          <w:bdr w:val="none" w:sz="0" w:space="0" w:color="auto" w:frame="1"/>
+          <w:lang w:val="en-US"/>
+        </w:rPr>
+      </w:pPr>
+      <w:r>
+        <w:rPr>
+          <w:rFonts w:ascii="Aptos" w:hAnsi="Aptos" w:cs="Calibri"/>
           <w:color w:val="000000"/>
           <w:bdr w:val="none" w:sz="0" w:space="0" w:color="auto" w:frame="1"/>
           <w:lang w:val="en-US"/>
         </w:rPr>
         <w:t xml:space="preserve">I need to know </w:t>
       </w:r>
-      <w:proofErr w:type="gramStart"/>
       <w:r>
         <w:rPr>
           <w:rFonts w:ascii="Aptos" w:hAnsi="Aptos" w:cs="Calibri"/>
@@ -234,17 +233,7 @@
           <w:bdr w:val="none" w:sz="0" w:space="0" w:color="auto" w:frame="1"/>
           <w:lang w:val="en-US"/>
         </w:rPr>
-        <w:t>date</w:t>
-      </w:r>
-      <w:proofErr w:type="gramEnd"/>
-      <w:r>
-        <w:rPr>
-          <w:rFonts w:ascii="Aptos" w:hAnsi="Aptos" w:cs="Calibri"/>
-          <w:color w:val="000000"/>
-          <w:bdr w:val="none" w:sz="0" w:space="0" w:color="auto" w:frame="1"/>
-          <w:lang w:val="en-US"/>
-        </w:rPr>
-        <w:t xml:space="preserve"> and time, </w:t>
+        <w:t xml:space="preserve">date and time, </w:t>
       </w:r>
       <w:r>
         <w:rPr>
@@ -387,6 +376,7 @@
         <w:rPr>
           <w:b/>
           <w:bCs/>
+          <w:color w:val="FF0000"/>
           <w:lang w:val="en-US"/>
         </w:rPr>
       </w:pPr>
@@ -415,6 +405,20 @@
           <w:lang w:val="en-US"/>
         </w:rPr>
         <w:t>.</w:t>
+      </w:r>
+    </w:p>
+    <w:p>
+      <w:pPr>
+        <w:rPr>
+          <w:lang w:val="en-US"/>
+        </w:rPr>
+      </w:pPr>
+      <w:r>
+        <w:rPr>
+          <w:color w:val="FF0000"/>
+          <w:lang w:val="en-US"/>
+        </w:rPr>
+        <w:t>Sunset time is XXXX.</w:t>
       </w:r>
     </w:p>
     <w:p>
@@ -1071,6 +1075,7 @@
         <w:rPr>
           <w:lang w:val="en-US"/>
         </w:rPr>
+        <w:lastRenderedPageBreak/>
         <w:t xml:space="preserve">Please note: Some surveys will be non-fishing surveys. This should be clearly mentioned. German Bank surveys are usually non-fishing, as in they cannot fish directly after the survey is complete. </w:t>
       </w:r>
     </w:p>

--- a/Surveys/Survey email template.docx
+++ b/Surveys/Survey email template.docx
@@ -1,6 +1,6 @@
 
 <file path=word/document.xml><?xml version="1.0" encoding="utf-8"?>
-<w:document xmlns:wpc="http://schemas.microsoft.com/office/word/2010/wordprocessingCanvas" xmlns:cx="http://schemas.microsoft.com/office/drawing/2014/chartex" xmlns:cx1="http://schemas.microsoft.com/office/drawing/2015/9/8/chartex" xmlns:cx2="http://schemas.microsoft.com/office/drawing/2015/10/21/chartex" xmlns:cx3="http://schemas.microsoft.com/office/drawing/2016/5/9/chartex" xmlns:cx4="http://schemas.microsoft.com/office/drawing/2016/5/10/chartex" xmlns:cx5="http://schemas.microsoft.com/office/drawing/2016/5/11/chartex" xmlns:cx6="http://schemas.microsoft.com/office/drawing/2016/5/12/chartex" xmlns:cx7="http://schemas.microsoft.com/office/drawing/2016/5/13/chartex" xmlns:cx8="http://schemas.microsoft.com/office/drawing/2016/5/14/chartex" xmlns:mc="http://schemas.openxmlformats.org/markup-compatibility/2006" xmlns:aink="http://schemas.microsoft.com/office/drawing/2016/ink" xmlns:am3d="http://schemas.microsoft.com/office/drawing/2017/model3d" xmlns:o="urn:schemas-microsoft-com:office:office" xmlns:oel="http://schemas.microsoft.com/office/2019/extlst" xmlns:r="http://schemas.openxmlformats.org/officeDocument/2006/relationships" xmlns:m="http://schemas.openxmlformats.org/officeDocument/2006/math" xmlns:v="urn:schemas-microsoft-com:vml" xmlns:wp14="http://schemas.microsoft.com/office/word/2010/wordprocessingDrawing" xmlns:wp="http://schemas.openxmlformats.org/drawingml/2006/wordprocessingDrawing" xmlns:w10="urn:schemas-microsoft-com:office:word" xmlns:w="http://schemas.openxmlformats.org/wordprocessingml/2006/main" xmlns:w14="http://schemas.microsoft.com/office/word/2010/wordml" xmlns:w15="http://schemas.microsoft.com/office/word/2012/wordml" xmlns:w16cex="http://schemas.microsoft.com/office/word/2018/wordml/cex" xmlns:w16cid="http://schemas.microsoft.com/office/word/2016/wordml/cid" xmlns:w16="http://schemas.microsoft.com/office/word/2018/wordml" xmlns:w16du="http://schemas.microsoft.com/office/word/2023/wordml/word16du" xmlns:w16sdtdh="http://schemas.microsoft.com/office/word/2020/wordml/sdtdatahash" xmlns:w16sdtfl="http://schemas.microsoft.com/office/word/2024/wordml/sdtformatlock" xmlns:w16se="http://schemas.microsoft.com/office/word/2015/wordml/symex" xmlns:wpg="http://schemas.microsoft.com/office/word/2010/wordprocessingGroup" xmlns:wpi="http://schemas.microsoft.com/office/word/2010/wordprocessingInk" xmlns:wne="http://schemas.microsoft.com/office/word/2006/wordml" xmlns:wps="http://schemas.microsoft.com/office/word/2010/wordprocessingShape" mc:Ignorable="w14 w15 w16se w16cid w16 w16cex w16sdtdh w16sdtfl w16du wp14">
+<w:document xmlns:wpc="http://schemas.microsoft.com/office/word/2010/wordprocessingCanvas" xmlns:cx="http://schemas.microsoft.com/office/drawing/2014/chartex" xmlns:cx1="http://schemas.microsoft.com/office/drawing/2015/9/8/chartex" xmlns:cx2="http://schemas.microsoft.com/office/drawing/2015/10/21/chartex" xmlns:cx3="http://schemas.microsoft.com/office/drawing/2016/5/9/chartex" xmlns:cx4="http://schemas.microsoft.com/office/drawing/2016/5/10/chartex" xmlns:cx5="http://schemas.microsoft.com/office/drawing/2016/5/11/chartex" xmlns:cx6="http://schemas.microsoft.com/office/drawing/2016/5/12/chartex" xmlns:cx7="http://schemas.microsoft.com/office/drawing/2016/5/13/chartex" xmlns:cx8="http://schemas.microsoft.com/office/drawing/2016/5/14/chartex" xmlns:mc="http://schemas.openxmlformats.org/markup-compatibility/2006" xmlns:aink="http://schemas.microsoft.com/office/drawing/2016/ink" xmlns:am3d="http://schemas.microsoft.com/office/drawing/2017/model3d" xmlns:o="urn:schemas-microsoft-com:office:office" xmlns:oel="http://schemas.microsoft.com/office/2019/extlst" xmlns:r="http://schemas.openxmlformats.org/officeDocument/2006/relationships" xmlns:m="http://schemas.openxmlformats.org/officeDocument/2006/math" xmlns:v="urn:schemas-microsoft-com:vml" xmlns:wp14="http://schemas.microsoft.com/office/word/2010/wordprocessingDrawing" xmlns:wp="http://schemas.openxmlformats.org/drawingml/2006/wordprocessingDrawing" xmlns:w10="urn:schemas-microsoft-com:office:word" xmlns:w="http://schemas.openxmlformats.org/wordprocessingml/2006/main" xmlns:w14="http://schemas.microsoft.com/office/word/2010/wordml" xmlns:w15="http://schemas.microsoft.com/office/word/2012/wordml" xmlns:w16cei="http://schemas.microsoft.com/office/word/2026/wordml/cei" xmlns:w16cex="http://schemas.microsoft.com/office/word/2018/wordml/cex" xmlns:w16cid="http://schemas.microsoft.com/office/word/2016/wordml/cid" xmlns:w16="http://schemas.microsoft.com/office/word/2018/wordml" xmlns:w16du="http://schemas.microsoft.com/office/word/2023/wordml/word16du" xmlns:w16sdtdh="http://schemas.microsoft.com/office/word/2020/wordml/sdtdatahash" xmlns:w16sdtfl="http://schemas.microsoft.com/office/word/2024/wordml/sdtformatlock" xmlns:w16se="http://schemas.microsoft.com/office/word/2015/wordml/symex" xmlns:wpg="http://schemas.microsoft.com/office/word/2010/wordprocessingGroup" xmlns:wpi="http://schemas.microsoft.com/office/word/2010/wordprocessingInk" xmlns:wne="http://schemas.microsoft.com/office/word/2006/wordml" xmlns:wps="http://schemas.microsoft.com/office/word/2010/wordprocessingShape" mc:Ignorable="w14 w15 w16se w16cid w16 w16cex w16sdtdh w16sdtfl w16du wp14">
   <w:body>
     <w:p>
       <w:pPr>
@@ -122,7 +122,43 @@
           <w:bdr w:val="none" w:sz="0" w:space="0" w:color="auto" w:frame="1"/>
           <w:lang w:val="en-US"/>
         </w:rPr>
-        <w:t>Please let us know which of your vessels would be available for the </w:t>
+        <w:t xml:space="preserve">Please let </w:t>
+      </w:r>
+      <w:r>
+        <w:rPr>
+          <w:rFonts w:ascii="Aptos" w:hAnsi="Aptos" w:cs="Calibri"/>
+          <w:color w:val="000000"/>
+          <w:bdr w:val="none" w:sz="0" w:space="0" w:color="auto" w:frame="1"/>
+          <w:lang w:val="en-US"/>
+        </w:rPr>
+        <w:t>me</w:t>
+      </w:r>
+      <w:r>
+        <w:rPr>
+          <w:rFonts w:ascii="Aptos" w:hAnsi="Aptos" w:cs="Calibri"/>
+          <w:color w:val="000000"/>
+          <w:bdr w:val="none" w:sz="0" w:space="0" w:color="auto" w:frame="1"/>
+          <w:lang w:val="en-US"/>
+        </w:rPr>
+        <w:t xml:space="preserve"> know which of your vessels </w:t>
+      </w:r>
+      <w:r>
+        <w:rPr>
+          <w:rFonts w:ascii="Aptos" w:hAnsi="Aptos" w:cs="Calibri"/>
+          <w:color w:val="000000"/>
+          <w:bdr w:val="none" w:sz="0" w:space="0" w:color="auto" w:frame="1"/>
+          <w:lang w:val="en-US"/>
+        </w:rPr>
+        <w:t>will</w:t>
+      </w:r>
+      <w:r>
+        <w:rPr>
+          <w:rFonts w:ascii="Aptos" w:hAnsi="Aptos" w:cs="Calibri"/>
+          <w:color w:val="000000"/>
+          <w:bdr w:val="none" w:sz="0" w:space="0" w:color="auto" w:frame="1"/>
+          <w:lang w:val="en-US"/>
+        </w:rPr>
+        <w:t xml:space="preserve"> be available for the </w:t>
       </w:r>
       <w:r>
         <w:rPr>
@@ -233,7 +269,7 @@
           <w:bdr w:val="none" w:sz="0" w:space="0" w:color="auto" w:frame="1"/>
           <w:lang w:val="en-US"/>
         </w:rPr>
-        <w:t xml:space="preserve">date and time, </w:t>
+        <w:t xml:space="preserve">date, </w:t>
       </w:r>
       <w:r>
         <w:rPr>

--- a/Surveys/Survey email template.docx
+++ b/Surveys/Survey email template.docx
@@ -1,6 +1,6 @@
 
 <file path=word/document.xml><?xml version="1.0" encoding="utf-8"?>
-<w:document xmlns:wpc="http://schemas.microsoft.com/office/word/2010/wordprocessingCanvas" xmlns:cx="http://schemas.microsoft.com/office/drawing/2014/chartex" xmlns:cx1="http://schemas.microsoft.com/office/drawing/2015/9/8/chartex" xmlns:cx2="http://schemas.microsoft.com/office/drawing/2015/10/21/chartex" xmlns:cx3="http://schemas.microsoft.com/office/drawing/2016/5/9/chartex" xmlns:cx4="http://schemas.microsoft.com/office/drawing/2016/5/10/chartex" xmlns:cx5="http://schemas.microsoft.com/office/drawing/2016/5/11/chartex" xmlns:cx6="http://schemas.microsoft.com/office/drawing/2016/5/12/chartex" xmlns:cx7="http://schemas.microsoft.com/office/drawing/2016/5/13/chartex" xmlns:cx8="http://schemas.microsoft.com/office/drawing/2016/5/14/chartex" xmlns:mc="http://schemas.openxmlformats.org/markup-compatibility/2006" xmlns:aink="http://schemas.microsoft.com/office/drawing/2016/ink" xmlns:am3d="http://schemas.microsoft.com/office/drawing/2017/model3d" xmlns:o="urn:schemas-microsoft-com:office:office" xmlns:oel="http://schemas.microsoft.com/office/2019/extlst" xmlns:r="http://schemas.openxmlformats.org/officeDocument/2006/relationships" xmlns:m="http://schemas.openxmlformats.org/officeDocument/2006/math" xmlns:v="urn:schemas-microsoft-com:vml" xmlns:wp14="http://schemas.microsoft.com/office/word/2010/wordprocessingDrawing" xmlns:wp="http://schemas.openxmlformats.org/drawingml/2006/wordprocessingDrawing" xmlns:w10="urn:schemas-microsoft-com:office:word" xmlns:w="http://schemas.openxmlformats.org/wordprocessingml/2006/main" xmlns:w14="http://schemas.microsoft.com/office/word/2010/wordml" xmlns:w15="http://schemas.microsoft.com/office/word/2012/wordml" xmlns:w16cei="http://schemas.microsoft.com/office/word/2026/wordml/cei" xmlns:w16cex="http://schemas.microsoft.com/office/word/2018/wordml/cex" xmlns:w16cid="http://schemas.microsoft.com/office/word/2016/wordml/cid" xmlns:w16="http://schemas.microsoft.com/office/word/2018/wordml" xmlns:w16du="http://schemas.microsoft.com/office/word/2023/wordml/word16du" xmlns:w16sdtdh="http://schemas.microsoft.com/office/word/2020/wordml/sdtdatahash" xmlns:w16sdtfl="http://schemas.microsoft.com/office/word/2024/wordml/sdtformatlock" xmlns:w16se="http://schemas.microsoft.com/office/word/2015/wordml/symex" xmlns:wpg="http://schemas.microsoft.com/office/word/2010/wordprocessingGroup" xmlns:wpi="http://schemas.microsoft.com/office/word/2010/wordprocessingInk" xmlns:wne="http://schemas.microsoft.com/office/word/2006/wordml" xmlns:wps="http://schemas.microsoft.com/office/word/2010/wordprocessingShape" mc:Ignorable="w14 w15 w16se w16cid w16 w16cex w16sdtdh w16sdtfl w16du wp14">
+<w:document xmlns:wpc="http://schemas.microsoft.com/office/word/2010/wordprocessingCanvas" xmlns:cx="http://schemas.microsoft.com/office/drawing/2014/chartex" xmlns:cx1="http://schemas.microsoft.com/office/drawing/2015/9/8/chartex" xmlns:cx2="http://schemas.microsoft.com/office/drawing/2015/10/21/chartex" xmlns:cx3="http://schemas.microsoft.com/office/drawing/2016/5/9/chartex" xmlns:cx4="http://schemas.microsoft.com/office/drawing/2016/5/10/chartex" xmlns:cx5="http://schemas.microsoft.com/office/drawing/2016/5/11/chartex" xmlns:cx6="http://schemas.microsoft.com/office/drawing/2016/5/12/chartex" xmlns:cx7="http://schemas.microsoft.com/office/drawing/2016/5/13/chartex" xmlns:cx8="http://schemas.microsoft.com/office/drawing/2016/5/14/chartex" xmlns:mc="http://schemas.openxmlformats.org/markup-compatibility/2006" xmlns:aink="http://schemas.microsoft.com/office/drawing/2016/ink" xmlns:am3d="http://schemas.microsoft.com/office/drawing/2017/model3d" xmlns:o="urn:schemas-microsoft-com:office:office" xmlns:oel="http://schemas.microsoft.com/office/2019/extlst" xmlns:r="http://schemas.openxmlformats.org/officeDocument/2006/relationships" xmlns:m="http://schemas.openxmlformats.org/officeDocument/2006/math" xmlns:v="urn:schemas-microsoft-com:vml" xmlns:wp14="http://schemas.microsoft.com/office/word/2010/wordprocessingDrawing" xmlns:wp="http://schemas.openxmlformats.org/drawingml/2006/wordprocessingDrawing" xmlns:w10="urn:schemas-microsoft-com:office:word" xmlns:w="http://schemas.openxmlformats.org/wordprocessingml/2006/main" xmlns:w14="http://schemas.microsoft.com/office/word/2010/wordml" xmlns:w15="http://schemas.microsoft.com/office/word/2012/wordml" xmlns:w16cex="http://schemas.microsoft.com/office/word/2018/wordml/cex" xmlns:w16cid="http://schemas.microsoft.com/office/word/2016/wordml/cid" xmlns:w16="http://schemas.microsoft.com/office/word/2018/wordml" xmlns:w16du="http://schemas.microsoft.com/office/word/2023/wordml/word16du" xmlns:w16sdtdh="http://schemas.microsoft.com/office/word/2020/wordml/sdtdatahash" xmlns:w16sdtfl="http://schemas.microsoft.com/office/word/2024/wordml/sdtformatlock" xmlns:w16se="http://schemas.microsoft.com/office/word/2015/wordml/symex" xmlns:wpg="http://schemas.microsoft.com/office/word/2010/wordprocessingGroup" xmlns:wpi="http://schemas.microsoft.com/office/word/2010/wordprocessingInk" xmlns:wne="http://schemas.microsoft.com/office/word/2006/wordml" xmlns:wps="http://schemas.microsoft.com/office/word/2010/wordprocessingShape" mc:Ignorable="w14 w15 w16se w16cid w16 w16cex w16sdtdh w16sdtfl w16du wp14">
   <w:body>
     <w:p>
       <w:pPr>
@@ -54,6 +54,21 @@
           <w:lang w:val="en-US"/>
         </w:rPr>
         <w:t>Survey Initial Planning email:</w:t>
+      </w:r>
+    </w:p>
+    <w:p>
+      <w:pPr>
+        <w:rPr>
+          <w:u w:val="single"/>
+          <w:lang w:val="en-US"/>
+        </w:rPr>
+      </w:pPr>
+      <w:r>
+        <w:rPr>
+          <w:u w:val="single"/>
+          <w:lang w:val="en-US"/>
+        </w:rPr>
+        <w:t>LOCATION survey # planning email</w:t>
       </w:r>
     </w:p>
     <w:p>
